--- a/docs/02_Assessment_8_states_EN.docx
+++ b/docs/02_Assessment_8_states_EN.docx
@@ -15723,7 +15723,7 @@
                 <w:sz w:val="17"/>
                 <w:szCs w:val="17"/>
               </w:rPr>
-              <w:t xml:space="preserve">Space, cyber, C4I</w:t>
+              <w:t xml:space="preserve">Space, cyber, command</w:t>
             </w:r>
           </w:p>
         </w:tc>
@@ -17574,7 +17574,7 @@
                 <w:sz w:val="17"/>
                 <w:szCs w:val="17"/>
               </w:rPr>
-              <w:t xml:space="preserve">Space, cyber, C4I</w:t>
+              <w:t xml:space="preserve">Space, cyber, command</w:t>
             </w:r>
           </w:p>
         </w:tc>
@@ -19425,7 +19425,7 @@
                 <w:sz w:val="17"/>
                 <w:szCs w:val="17"/>
               </w:rPr>
-              <w:t xml:space="preserve">Space, cyber, C4I</w:t>
+              <w:t xml:space="preserve">Space, cyber, command</w:t>
             </w:r>
           </w:p>
         </w:tc>
@@ -21244,7 +21244,7 @@
                 <w:sz w:val="17"/>
                 <w:szCs w:val="17"/>
               </w:rPr>
-              <w:t xml:space="preserve">Space, cyber, C4I</w:t>
+              <w:t xml:space="preserve">Space, cyber, command</w:t>
             </w:r>
           </w:p>
         </w:tc>
@@ -23053,7 +23053,7 @@
                 <w:sz w:val="17"/>
                 <w:szCs w:val="17"/>
               </w:rPr>
-              <w:t xml:space="preserve">Space, cyber, C4I</w:t>
+              <w:t xml:space="preserve">Space, cyber, command</w:t>
             </w:r>
           </w:p>
         </w:tc>
@@ -24882,7 +24882,7 @@
                 <w:sz w:val="17"/>
                 <w:szCs w:val="17"/>
               </w:rPr>
-              <w:t xml:space="preserve">Space, cyber, C4I</w:t>
+              <w:t xml:space="preserve">Space, cyber, command</w:t>
             </w:r>
           </w:p>
         </w:tc>
@@ -26691,7 +26691,7 @@
                 <w:sz w:val="17"/>
                 <w:szCs w:val="17"/>
               </w:rPr>
-              <w:t xml:space="preserve">Space, cyber, C4I</w:t>
+              <w:t xml:space="preserve">Space, cyber, command</w:t>
             </w:r>
           </w:p>
         </w:tc>
@@ -28500,7 +28500,7 @@
                 <w:sz w:val="17"/>
                 <w:szCs w:val="17"/>
               </w:rPr>
-              <w:t xml:space="preserve">Space, cyber, C4I</w:t>
+              <w:t xml:space="preserve">Space, cyber, command</w:t>
             </w:r>
           </w:p>
         </w:tc>
